--- a/output/reports/bitcoin 30-12-2024 a 30-12-2025.docx
+++ b/output/reports/bitcoin 30-12-2024 a 30-12-2025.docx
@@ -34,7 +34,7 @@
           <w:color w:val="646464"/>
           <w:sz w:val="20"/>
         </w:rPr>
-        <w:t>Ativo Analisado: Dólar (USD/BRL) (BTC-USD) | Data de Emissão: 06/09/2026 às 11:04:29</w:t>
+        <w:t>Ativo Analisado: Dólar (USD/BRL) (BTC-USD) | Data de Emissão: 06/09/2026 às 12:04:43</w:t>
       </w:r>
     </w:p>
     <w:p>
@@ -1289,7 +1289,7 @@
               <a:graphicData uri="http://schemas.openxmlformats.org/drawingml/2006/picture">
                 <pic:pic>
                   <pic:nvPicPr>
-                    <pic:cNvPr id="0" name="chart_pred_20260906_110428.png"/>
+                    <pic:cNvPr id="0" name="chart_pred_20260906_120442.png"/>
                     <pic:cNvPicPr/>
                   </pic:nvPicPr>
                   <pic:blipFill>
@@ -1339,7 +1339,7 @@
               <a:graphicData uri="http://schemas.openxmlformats.org/drawingml/2006/picture">
                 <pic:pic>
                   <pic:nvPicPr>
-                    <pic:cNvPr id="0" name="chart_conv_20260906_110428.png"/>
+                    <pic:cNvPr id="0" name="chart_conv_20260906_120442.png"/>
                     <pic:cNvPicPr/>
                   </pic:nvPicPr>
                   <pic:blipFill>

--- a/output/reports/bitcoin 30-12-2024 a 30-12-2025.docx
+++ b/output/reports/bitcoin 30-12-2024 a 30-12-2025.docx
@@ -34,7 +34,7 @@
           <w:color w:val="646464"/>
           <w:sz w:val="20"/>
         </w:rPr>
-        <w:t>Ativo Analisado: Dólar (USD/BRL) (BTC-USD) | Data de Emissão: 06/09/2026 às 12:04:43</w:t>
+        <w:t>Ativo Analisado: Dólar (USD/BRL) (BTC-USD) | Data de Emissão: 06/09/2026 às 12:11:55</w:t>
       </w:r>
     </w:p>
     <w:p>
@@ -1289,7 +1289,7 @@
               <a:graphicData uri="http://schemas.openxmlformats.org/drawingml/2006/picture">
                 <pic:pic>
                   <pic:nvPicPr>
-                    <pic:cNvPr id="0" name="chart_pred_20260906_120442.png"/>
+                    <pic:cNvPr id="0" name="chart_pred_20260906_121153.png"/>
                     <pic:cNvPicPr/>
                   </pic:nvPicPr>
                   <pic:blipFill>
@@ -1339,7 +1339,7 @@
               <a:graphicData uri="http://schemas.openxmlformats.org/drawingml/2006/picture">
                 <pic:pic>
                   <pic:nvPicPr>
-                    <pic:cNvPr id="0" name="chart_conv_20260906_120442.png"/>
+                    <pic:cNvPr id="0" name="chart_conv_20260906_121153.png"/>
                     <pic:cNvPicPr/>
                   </pic:nvPicPr>
                   <pic:blipFill>
